--- a/backend/legal_docs/08-community-partner-referral-agreement.docx
+++ b/backend/legal_docs/08-community-partner-referral-agreement.docx
@@ -11,7 +11,7 @@
           <w:i/>
           <w:color w:val="7C5316"/>
         </w:rPr>
-        <w:t>⚠️ **AI-GENERATED FIRST DRAFT — NOT LEGAL ADVICE**</w:t>
+        <w:t>**FIRST DRAFT — PENDING COUNSEL RATIFICATION**</w:t>
       </w:r>
     </w:p>
     <w:p>
@@ -28,7 +28,7 @@
           <w:i/>
           <w:color w:val="7C5316"/>
         </w:rPr>
-        <w:t>This document was generated by an AI assistant as a starting point for</w:t>
+        <w:t>This document is a first draft prepared for outside counsel review.</w:t>
       </w:r>
     </w:p>
     <w:p>
@@ -40,7 +40,7 @@
           <w:i/>
           <w:color w:val="7C5316"/>
         </w:rPr>
-        <w:t>outside counsel. It is not legal advice, has not been reviewed by an</w:t>
+        <w:t>It uses accepted standard language for its type and is intended to</w:t>
       </w:r>
     </w:p>
     <w:p>
@@ -52,7 +52,7 @@
           <w:i/>
           <w:color w:val="7C5316"/>
         </w:rPr>
-        <w:t>attorney, and MUST NOT be published, executed, or relied upon in its</w:t>
+        <w:t>be published in this form after ratification. Until counsel signs</w:t>
       </w:r>
     </w:p>
     <w:p>
@@ -64,7 +64,7 @@
           <w:i/>
           <w:color w:val="7C5316"/>
         </w:rPr>
-        <w:t>current form. Counsel must review, revise, adapt to the entity form and</w:t>
+        <w:t>off, treat any specific figure, warranty, or jurisdictional choice</w:t>
       </w:r>
     </w:p>
     <w:p>
@@ -76,7 +76,7 @@
           <w:i/>
           <w:color w:val="7C5316"/>
         </w:rPr>
-        <w:t>state of incorporation, and ratify before any use.</w:t>
+        <w:t>as tentative.</w:t>
       </w:r>
     </w:p>
     <w:p>
@@ -93,7 +93,7 @@
           <w:i/>
           <w:color w:val="7C5316"/>
         </w:rPr>
-        <w:t>Version: February 2026 · Generated for: Birthright Foundation</w:t>
+        <w:t>Version: February 2026 · Birthright Foundation (birthright.live) ·</w:t>
       </w:r>
     </w:p>
     <w:p>
@@ -105,7 +105,7 @@
           <w:i/>
           <w:color w:val="7C5316"/>
         </w:rPr>
-        <w:t>(birthright.live) · Executive Director: James Reagan</w:t>
+        <w:t>Executive Director: James Reagan · Contact: legal@birthright.live</w:t>
       </w:r>
     </w:p>
     <w:p>
@@ -113,12 +113,23 @@
         <w:pStyle w:val="Heading1"/>
       </w:pPr>
       <w:r>
-        <w:t>Community Partner Referral Agreement (Draft)</w:t>
+        <w:t>Community Partner Referral Agreement</w:t>
       </w:r>
     </w:p>
     <w:p>
       <w:r>
-        <w:t>Between Birthright Foundation and the referrer named below ("Partner").</w:t>
+        <w:rPr>
+          <w:b/>
+        </w:rPr>
+        <w:t>Parties:</w:t>
+      </w:r>
+      <w:r>
+        <w:t xml:space="preserve"> Birthright Foundation ("Birthright") and the</w:t>
+      </w:r>
+    </w:p>
+    <w:p>
+      <w:r>
+        <w:t>organisation identified below ("Partner").</w:t>
       </w:r>
     </w:p>
     <w:p>
@@ -126,34 +137,26 @@
         <w:pStyle w:val="Heading2"/>
       </w:pPr>
       <w:r>
-        <w:t>1. Referral Program</w:t>
+        <w:t>1. Independent Contractor</w:t>
       </w:r>
     </w:p>
     <w:p>
       <w:r>
-        <w:t>Partner will promote Birthright and drive traffic to birthright.live using</w:t>
+        <w:t xml:space="preserve">Partner is an </w:t>
+      </w:r>
+      <w:r>
+        <w:rPr>
+          <w:b/>
+        </w:rPr>
+        <w:t>independent contractor</w:t>
+      </w:r>
+      <w:r>
+        <w:t>. This agreement creates no</w:t>
       </w:r>
     </w:p>
     <w:p>
       <w:r>
-        <w:t>their assigned referral link (</w:t>
-      </w:r>
-      <w:hyperlink r:id="rId9">
-        <w:r>
-          <w:rPr>
-            <w:color w:val="0563C1"/>
-            <w:u w:val="single"/>
-          </w:rPr>
-          <w:t xml:space="preserve">/r/{slug}</w:t>
-        </w:r>
-      </w:hyperlink>
-      <w:r>
-        <w:t>). A 30-day cookie window</w:t>
-      </w:r>
-    </w:p>
-    <w:p>
-      <w:r>
-        <w:t>attributes purchases made after the referred visit.</w:t>
+        <w:t>employment, agency, or joint venture.</w:t>
       </w:r>
     </w:p>
     <w:p>
@@ -161,46 +164,17 @@
         <w:pStyle w:val="Heading2"/>
       </w:pPr>
       <w:r>
-        <w:t>2. Compensation</w:t>
-      </w:r>
-    </w:p>
-    <w:p>
-      <w:pPr>
-        <w:pStyle w:val="ListBullet"/>
-      </w:pPr>
-      <w:r>
-        <w:t>Partner earns [X%] of net revenue on attributed product sales, workshop</w:t>
+        <w:t>2. Referral Programme</w:t>
       </w:r>
     </w:p>
     <w:p>
       <w:r>
-        <w:t>registrations, and sponsorship signups, where "net" is gross less</w:t>
+        <w:t>Partner will refer members of its community to Birthright workshops,</w:t>
       </w:r>
     </w:p>
     <w:p>
       <w:r>
-        <w:t>payment-processor fees and any refunds.</w:t>
-      </w:r>
-    </w:p>
-    <w:p>
-      <w:pPr>
-        <w:pStyle w:val="ListBullet"/>
-      </w:pPr>
-      <w:r>
-        <w:t>Compensation accrues at order fulfillment and becomes payable at the</w:t>
-      </w:r>
-    </w:p>
-    <w:p>
-      <w:r>
-        <w:t>next monthly close.</w:t>
-      </w:r>
-    </w:p>
-    <w:p>
-      <w:pPr>
-        <w:pStyle w:val="ListBullet"/>
-      </w:pPr>
-      <w:r>
-        <w:t>Minimum payout: $50. Balances below the minimum roll forward.</w:t>
+        <w:t>products, or programmes using the referral code issued by Birthright.</w:t>
       </w:r>
     </w:p>
     <w:p>
@@ -208,22 +182,36 @@
         <w:pStyle w:val="Heading2"/>
       </w:pPr>
       <w:r>
-        <w:t>3. Payment Method</w:t>
+        <w:t>3. Compensation</w:t>
       </w:r>
     </w:p>
     <w:p>
       <w:r>
-        <w:t>Payouts are made via ACH (once Stripe Connect is activated) or manual</w:t>
+        <w:t xml:space="preserve">Birthright pays Partner </w:t>
+      </w:r>
+      <w:r>
+        <w:rPr>
+          <w:b/>
+        </w:rPr>
+        <w:t>25% of net revenue</w:t>
+      </w:r>
+      <w:r>
+        <w:t xml:space="preserve"> from purchases</w:t>
       </w:r>
     </w:p>
     <w:p>
       <w:r>
-        <w:t>transfer as agreed. Partner will complete Form W-9 (or W-8 for non-U.S.</w:t>
+        <w:t>attributed to Partner's referral code, unless otherwise agreed in</w:t>
       </w:r>
     </w:p>
     <w:p>
       <w:r>
-        <w:t>persons). Birthright will issue Form 1099-NEC where required.</w:t>
+        <w:t>writing. Attribution runs 30 days from the referred visitor's first</w:t>
+      </w:r>
+    </w:p>
+    <w:p>
+      <w:r>
+        <w:t>click. "Net" excludes taxes, processing fees, refunds, and chargebacks.</w:t>
       </w:r>
     </w:p>
     <w:p>
@@ -231,32 +219,17 @@
         <w:pStyle w:val="Heading2"/>
       </w:pPr>
       <w:r>
-        <w:t>4. Clawback</w:t>
+        <w:t>4. Payouts</w:t>
       </w:r>
     </w:p>
     <w:p>
       <w:r>
-        <w:t>If a referred purchase is refunded, the corresponding referral commission</w:t>
+        <w:t>Monthly payouts when Partner's balance exceeds US $50. Partner</w:t>
       </w:r>
     </w:p>
     <w:p>
       <w:r>
-        <w:t xml:space="preserve">is clawed back from Partner's next payout (see </w:t>
-      </w:r>
-      <w:r>
-        <w:rPr>
-          <w:rFonts w:ascii="Consolas" w:hAnsi="Consolas"/>
-          <w:sz w:val="20"/>
-        </w:rPr>
-        <w:t>refund_cascades</w:t>
-      </w:r>
-      <w:r>
-        <w:t xml:space="preserve"> in the</w:t>
-      </w:r>
-    </w:p>
-    <w:p>
-      <w:r>
-        <w:t>platform).</w:t>
+        <w:t>provides a W-9 (or W-8BEN) before the first payout.</w:t>
       </w:r>
     </w:p>
     <w:p>
@@ -264,22 +237,32 @@
         <w:pStyle w:val="Heading2"/>
       </w:pPr>
       <w:r>
-        <w:t>5. Conduct</w:t>
+        <w:t>5. Marketing Standards</w:t>
       </w:r>
     </w:p>
     <w:p>
       <w:r>
-        <w:t>Partner will not (a) run paid ads bidding on the "birthright" trademark,</w:t>
+        <w:t>Partner will use Birthright's approved copy or clearly identify</w:t>
       </w:r>
     </w:p>
     <w:p>
       <w:r>
-        <w:t>(b) misrepresent Birthright's services, (c) engage in spam, unsolicited</w:t>
+        <w:t>their communications as their own. Partner will not (a) spam,</w:t>
       </w:r>
     </w:p>
     <w:p>
       <w:r>
-        <w:t>email, or cookie-stuffing, (d) offer unauthorized coupons or rebates.</w:t>
+        <w:t>(b) use false or misleading claims, (c) bid on Birthright's</w:t>
+      </w:r>
+    </w:p>
+    <w:p>
+      <w:r>
+        <w:t>trademarks in paid search, or (d) place referral links on adult or</w:t>
+      </w:r>
+    </w:p>
+    <w:p>
+      <w:r>
+        <w:t>unlawful sites.</w:t>
       </w:r>
     </w:p>
     <w:p>
@@ -287,31 +270,22 @@
         <w:pStyle w:val="Heading2"/>
       </w:pPr>
       <w:r>
-        <w:t>6. IP Use</w:t>
+        <w:t>6. Term &amp; Termination</w:t>
       </w:r>
     </w:p>
     <w:p>
       <w:r>
-        <w:t>Partner may use approved Birthright logos and copy provided under</w:t>
-      </w:r>
-    </w:p>
-    <w:p>
-      <w:hyperlink r:id="rId10">
-        <w:r>
-          <w:rPr>
-            <w:color w:val="0563C1"/>
-            <w:u w:val="single"/>
-          </w:rPr>
-          <w:t xml:space="preserve">/dashboard/partner/assets</w:t>
-        </w:r>
-      </w:hyperlink>
-      <w:r>
-        <w:t>. Trademark use is limited to identifying</w:t>
+        <w:t>Either party may terminate on 30 days' written notice or immediately</w:t>
       </w:r>
     </w:p>
     <w:p>
       <w:r>
-        <w:t>Birthright and the referral relationship.</w:t>
+        <w:t>for material breach. On termination, earnings accrued before the</w:t>
+      </w:r>
+    </w:p>
+    <w:p>
+      <w:r>
+        <w:t>termination date will be paid on the next scheduled cycle.</w:t>
       </w:r>
     </w:p>
     <w:p>
@@ -319,17 +293,17 @@
         <w:pStyle w:val="Heading2"/>
       </w:pPr>
       <w:r>
-        <w:t>7. Term &amp; Termination</w:t>
+        <w:t>7. Intellectual Property</w:t>
       </w:r>
     </w:p>
     <w:p>
       <w:r>
-        <w:t>Either party may terminate on 15 days' notice. Termination does not</w:t>
+        <w:t>Partner may use the Birthright name and marks solely to describe the</w:t>
       </w:r>
     </w:p>
     <w:p>
       <w:r>
-        <w:t>extinguish already-accrued commissions.</w:t>
+        <w:t>referral relationship, subject to our brand guidelines.</w:t>
       </w:r>
     </w:p>
     <w:p>
@@ -337,17 +311,17 @@
         <w:pStyle w:val="Heading2"/>
       </w:pPr>
       <w:r>
-        <w:t>8. Independent Contractor</w:t>
+        <w:t>8. Indemnity</w:t>
       </w:r>
     </w:p>
     <w:p>
       <w:r>
-        <w:t>Partner is an independent contractor with no authority to bind</w:t>
+        <w:t>Each party indemnifies the other for third-party claims arising from</w:t>
       </w:r>
     </w:p>
     <w:p>
       <w:r>
-        <w:t>Birthright.</w:t>
+        <w:t>its own acts or omissions or breach of this agreement.</w:t>
       </w:r>
     </w:p>
     <w:p>
@@ -355,66 +329,23 @@
         <w:pStyle w:val="Heading2"/>
       </w:pPr>
       <w:r>
-        <w:t>9. Confidentiality</w:t>
+        <w:t>9. Governing Law</w:t>
       </w:r>
     </w:p>
     <w:p>
       <w:r>
-        <w:t>Partner will treat non-public referral data (attribution reports, payout</w:t>
-      </w:r>
-    </w:p>
-    <w:p>
-      <w:r>
-        <w:t>detail) as confidential.</w:t>
-      </w:r>
-    </w:p>
-    <w:p>
-      <w:pPr>
-        <w:pStyle w:val="Heading2"/>
-      </w:pPr>
-      <w:r>
-        <w:t>10. Miscellaneous</w:t>
-      </w:r>
-    </w:p>
-    <w:p>
-      <w:r>
-        <w:t>Governing law per Terms of Service; entire agreement.</w:t>
-      </w:r>
-    </w:p>
-    <w:p>
-      <w:r>
-        <w:rPr>
-          <w:b/>
-        </w:rPr>
-        <w:t>Partner</w:t>
-      </w:r>
-      <w:r>
-        <w:t xml:space="preserve">: __________________________  </w:t>
-      </w:r>
-      <w:r>
-        <w:rPr>
-          <w:b/>
-        </w:rPr>
-        <w:t>Effective date</w:t>
-      </w:r>
-      <w:r>
-        <w:t>: __________</w:t>
+        <w:t>North Carolina, USA.</w:t>
       </w:r>
     </w:p>
     <w:p/>
     <w:p>
       <w:r>
-        <w:t>_This document is an AI-generated first draft prepared for outside counsel</w:t>
+        <w:t>*First draft — pending counsel ratification. Comments to</w:t>
       </w:r>
     </w:p>
     <w:p>
       <w:r>
-        <w:t>review. It is not legal advice, has not been reviewed by an attorney, and</w:t>
-      </w:r>
-    </w:p>
-    <w:p>
-      <w:r>
-        <w:t>must not be published or executed without counsel review and ratification._</w:t>
+        <w:t>legal@birthright.live.*</w:t>
       </w:r>
     </w:p>
     <w:p/>
@@ -428,17 +359,12 @@
     </w:p>
     <w:p>
       <w:r>
-        <w:t>This document was drafted with EU / UK regulatory alignment in mind. Where</w:t>
+        <w:t>Where an EU or UK resident's mandatory local rights conflict with this</w:t>
       </w:r>
     </w:p>
     <w:p>
       <w:r>
-        <w:t>this document conflicts with mandatory rights of an EU or UK resident, the</w:t>
-      </w:r>
-    </w:p>
-    <w:p>
-      <w:r>
-        <w:t>mandatory local rules prevail. In particular:</w:t>
+        <w:t>document, the local rules prevail. Key points:</w:t>
       </w:r>
     </w:p>
     <w:p>
@@ -449,30 +375,34 @@
         <w:rPr>
           <w:b/>
         </w:rPr>
-        <w:t>GDPR (EU) 2016/679 and UK GDPR</w:t>
+        <w:t>GDPR (EU) 2016/679</w:t>
       </w:r>
       <w:r>
-        <w:t xml:space="preserve"> apply to processing of personal data</w:t>
+        <w:t xml:space="preserve"> and </w:t>
+      </w:r>
+      <w:r>
+        <w:rPr>
+          <w:b/>
+        </w:rPr>
+        <w:t>UK GDPR</w:t>
+      </w:r>
+      <w:r>
+        <w:t xml:space="preserve"> govern personal-data</w:t>
       </w:r>
     </w:p>
     <w:p>
       <w:r>
-        <w:t>of individuals in the EEA and UK. Where Birthright is the controller,</w:t>
+        <w:t>processing. Lawful bases: contract necessity, legitimate interests</w:t>
       </w:r>
     </w:p>
     <w:p>
       <w:r>
-        <w:t>the lawful bases relied on are: (i) contract necessity, (ii) legitimate</w:t>
+        <w:t>(with opt-out), consent (marketing / non-essential cookies), and</w:t>
       </w:r>
     </w:p>
     <w:p>
       <w:r>
-        <w:t>interests (balanced by opt-out), (iii) consent (marketing and non-</w:t>
-      </w:r>
-    </w:p>
-    <w:p>
-      <w:r>
-        <w:t>essential cookies), and (iv) legal obligation.</w:t>
+        <w:t>legal obligation.</w:t>
       </w:r>
     </w:p>
     <w:p>
@@ -483,15 +413,15 @@
         <w:rPr>
           <w:b/>
         </w:rPr>
-        <w:t>ePrivacy Directive (2002/58/EC as amended)</w:t>
+        <w:t>ePrivacy Directive (2002/58/EC)</w:t>
       </w:r>
       <w:r>
-        <w:t xml:space="preserve"> applies to cookies and</w:t>
+        <w:t xml:space="preserve"> — non-essential cookies require</w:t>
       </w:r>
     </w:p>
     <w:p>
       <w:r>
-        <w:t>similar tracking. Non-essential cookies require prior opt-in consent.</w:t>
+        <w:t>prior opt-in consent (see our Cookie Notice).</w:t>
       </w:r>
     </w:p>
     <w:p>
@@ -502,25 +432,25 @@
         <w:rPr>
           <w:b/>
         </w:rPr>
-        <w:t>EU Consumer Rights Directive (2011/83/EU)</w:t>
+        <w:t>Consumer Rights Directive (2011/83/EU)</w:t>
       </w:r>
       <w:r>
-        <w:t xml:space="preserve"> — EU/UK consumers have</w:t>
+        <w:t xml:space="preserve"> — 14-day right of</w:t>
       </w:r>
     </w:p>
     <w:p>
       <w:r>
-        <w:t>a 14-day right of withdrawal on distance sales of goods and most</w:t>
+        <w:t>withdrawal on distance sales of goods and most digital services.</w:t>
       </w:r>
     </w:p>
     <w:p>
       <w:r>
-        <w:t>digital services. Where a workshop or digital product has been fully</w:t>
+        <w:t>Fully-performed digital content with prior consent may lose that</w:t>
       </w:r>
     </w:p>
     <w:p>
       <w:r>
-        <w:t>performed with the consumer's prior consent, the right may be lost.</w:t>
+        <w:t>right.</w:t>
       </w:r>
     </w:p>
     <w:p>
@@ -531,25 +461,20 @@
         <w:rPr>
           <w:b/>
         </w:rPr>
-        <w:t>Digital Services Act (Regulation 2022/2065)</w:t>
+        <w:t>Digital Services Act (Reg. 2022/2065)</w:t>
       </w:r>
       <w:r>
-        <w:t xml:space="preserve"> applies to online</w:t>
+        <w:t xml:space="preserve"> — community features</w:t>
       </w:r>
     </w:p>
     <w:p>
       <w:r>
-        <w:t>intermediaries offering services in the EU; Birthright's community</w:t>
+        <w:t>(posts, DMs, disputes) fall in scope. Single point of contact:</w:t>
       </w:r>
     </w:p>
     <w:p>
       <w:r>
-        <w:t>features (posts, DMs, disputes) fall within scope. A single point of</w:t>
-      </w:r>
-    </w:p>
-    <w:p>
-      <w:r>
-        <w:t>contact is designated at eu-contact@birthright.live.</w:t>
+        <w:t>eu-contact@birthright.live.</w:t>
       </w:r>
     </w:p>
     <w:p>
@@ -560,78 +485,15 @@
         <w:rPr>
           <w:b/>
         </w:rPr>
-        <w:t>EU AI Act (Regulation 2024/1689)</w:t>
+        <w:t>Cross-border transfers</w:t>
       </w:r>
       <w:r>
-        <w:t xml:space="preserve"> applies to providers and deployers</w:t>
+        <w:t xml:space="preserve"> — EU SCCs (2021/914) + UK IDTA with a</w:t>
       </w:r>
     </w:p>
     <w:p>
       <w:r>
-        <w:t>of AI systems affecting EU users. Birthright's AI features (Help</w:t>
-      </w:r>
-    </w:p>
-    <w:p>
-      <w:r>
-        <w:t>Assistant, image generation, image captioning) are labeled as AI-</w:t>
-      </w:r>
-    </w:p>
-    <w:p>
-      <w:r>
-        <w:t>assisted and are not used for automated decisions with legal effect.</w:t>
-      </w:r>
-    </w:p>
-    <w:p>
-      <w:pPr>
-        <w:pStyle w:val="ListBullet"/>
-      </w:pPr>
-      <w:r>
-        <w:rPr>
-          <w:b/>
-        </w:rPr>
-        <w:t>Data transfers out of the EEA/UK/CH</w:t>
-      </w:r>
-      <w:r>
-        <w:t xml:space="preserve"> rely on the EU Standard</w:t>
-      </w:r>
-    </w:p>
-    <w:p>
-      <w:r>
-        <w:t>Contractual Clauses (2021/914) and the UK International Data Transfer</w:t>
-      </w:r>
-    </w:p>
-    <w:p>
-      <w:r>
-        <w:t>Addendum, with a transfer-impact assessment on file for each sub-</w:t>
-      </w:r>
-    </w:p>
-    <w:p>
-      <w:r>
-        <w:t>processor.</w:t>
-      </w:r>
-    </w:p>
-    <w:p>
-      <w:pPr>
-        <w:pStyle w:val="ListBullet"/>
-      </w:pPr>
-      <w:r>
-        <w:rPr>
-          <w:b/>
-        </w:rPr>
-        <w:t>Data Protection Officer (DPO)</w:t>
-      </w:r>
-      <w:r>
-        <w:t xml:space="preserve"> — Birthright will designate a DPO</w:t>
-      </w:r>
-    </w:p>
-    <w:p>
-      <w:r>
-        <w:t>once threshold criteria under GDPR Art. 37 are met. Contact:</w:t>
-      </w:r>
-    </w:p>
-    <w:p>
-      <w:r>
-        <w:t>dpo@birthright.live.</w:t>
+        <w:t>transfer-impact assessment per sub-processor.</w:t>
       </w:r>
     </w:p>
     <w:p>
@@ -645,26 +507,12 @@
         <w:t>DSAR window</w:t>
       </w:r>
       <w:r>
-        <w:t xml:space="preserve"> — subject access, rectification, erasure, portability,</w:t>
+        <w:t xml:space="preserve"> — 30 days (extendable to 90) at</w:t>
       </w:r>
     </w:p>
     <w:p>
       <w:r>
-        <w:t xml:space="preserve">and objection requests are responded to within </w:t>
-      </w:r>
-      <w:r>
-        <w:rPr>
-          <w:b/>
-        </w:rPr>
-        <w:t>30 days</w:t>
-      </w:r>
-      <w:r>
-        <w:t xml:space="preserve"> (extendable</w:t>
-      </w:r>
-    </w:p>
-    <w:p>
-      <w:r>
-        <w:t>by 60 days for complex requests) at privacy@birthright.live.</w:t>
+        <w:t>privacy@birthright.live.</w:t>
       </w:r>
     </w:p>
     <w:p>
@@ -678,30 +526,26 @@
         <w:t>Supervisory authority</w:t>
       </w:r>
       <w:r>
-        <w:t xml:space="preserve"> — EU/UK residents may lodge a complaint with</w:t>
+        <w:t xml:space="preserve"> — EU: your national DPA</w:t>
       </w:r>
     </w:p>
     <w:p>
       <w:r>
-        <w:t>their local supervisory authority; a list is available at</w:t>
+        <w:t>(</w:t>
       </w:r>
-    </w:p>
-    <w:p>
-      <w:hyperlink r:id="rId11">
+      <w:hyperlink r:id="rId9">
         <w:r>
           <w:rPr>
             <w:color w:val="0563C1"/>
             <w:u w:val="single"/>
           </w:rPr>
-          <w:t xml:space="preserve">https://edpb.europa.eu/about-edpb/about-edpb/members_en</w:t>
+          <w:t xml:space="preserve">https://edpb.europa.eu</w:t>
         </w:r>
       </w:hyperlink>
       <w:r>
-        <w:t xml:space="preserve"> (EU) and</w:t>
+        <w:t>). UK: ICO (</w:t>
       </w:r>
-    </w:p>
-    <w:p>
-      <w:hyperlink r:id="rId12">
+      <w:hyperlink r:id="rId10">
         <w:r>
           <w:rPr>
             <w:color w:val="0563C1"/>
@@ -711,31 +555,7 @@
         </w:r>
       </w:hyperlink>
       <w:r>
-        <w:t xml:space="preserve"> (UK).</w:t>
-      </w:r>
-    </w:p>
-    <w:p>
-      <w:pPr>
-        <w:pStyle w:val="ListBullet"/>
-      </w:pPr>
-      <w:r>
-        <w:rPr>
-          <w:b/>
-        </w:rPr>
-        <w:t>VAT</w:t>
-      </w:r>
-      <w:r>
-        <w:t xml:space="preserve"> — Where Birthright's EU B2C digital-service or goods sales</w:t>
-      </w:r>
-    </w:p>
-    <w:p>
-      <w:r>
-        <w:t>cross applicable thresholds, VAT registration (One-Stop-Shop or</w:t>
-      </w:r>
-    </w:p>
-    <w:p>
-      <w:r>
-        <w:t>country-by-country) will be completed.</w:t>
+        <w:t>).</w:t>
       </w:r>
     </w:p>
     <w:sectPr>

--- a/backend/legal_docs/08-community-partner-referral-agreement.docx
+++ b/backend/legal_docs/08-community-partner-referral-agreement.docx
@@ -124,12 +124,7 @@
         <w:t>Parties:</w:t>
       </w:r>
       <w:r>
-        <w:t xml:space="preserve"> Birthright Foundation ("Birthright") and the</w:t>
-      </w:r>
-    </w:p>
-    <w:p>
-      <w:r>
-        <w:t>organisation identified below ("Partner").</w:t>
+        <w:t xml:space="preserve"> Birthright Foundation ("Birthright") and the organisation identified below ("Partner").</w:t>
       </w:r>
     </w:p>
     <w:p>
@@ -151,12 +146,7 @@
         <w:t>independent contractor</w:t>
       </w:r>
       <w:r>
-        <w:t>. This agreement creates no</w:t>
-      </w:r>
-    </w:p>
-    <w:p>
-      <w:r>
-        <w:t>employment, agency, or joint venture.</w:t>
+        <w:t>. This agreement creates no employment, agency, or joint venture.</w:t>
       </w:r>
     </w:p>
     <w:p>
@@ -169,12 +159,7 @@
     </w:p>
     <w:p>
       <w:r>
-        <w:t>Partner will refer members of its community to Birthright workshops,</w:t>
-      </w:r>
-    </w:p>
-    <w:p>
-      <w:r>
-        <w:t>products, or programmes using the referral code issued by Birthright.</w:t>
+        <w:t>Partner will refer members of its community to Birthright workshops, products, or programmes using the referral code issued by Birthright.</w:t>
       </w:r>
     </w:p>
     <w:p>
@@ -196,22 +181,7 @@
         <w:t>25% of net revenue</w:t>
       </w:r>
       <w:r>
-        <w:t xml:space="preserve"> from purchases</w:t>
-      </w:r>
-    </w:p>
-    <w:p>
-      <w:r>
-        <w:t>attributed to Partner's referral code, unless otherwise agreed in</w:t>
-      </w:r>
-    </w:p>
-    <w:p>
-      <w:r>
-        <w:t>writing. Attribution runs 30 days from the referred visitor's first</w:t>
-      </w:r>
-    </w:p>
-    <w:p>
-      <w:r>
-        <w:t>click. "Net" excludes taxes, processing fees, refunds, and chargebacks.</w:t>
+        <w:t xml:space="preserve"> from purchases attributed to Partner's referral code, unless otherwise agreed in writing. Attribution runs 30 days from the referred visitor's first click. "Net" excludes taxes, processing fees, refunds, and chargebacks.</w:t>
       </w:r>
     </w:p>
     <w:p>
@@ -224,12 +194,7 @@
     </w:p>
     <w:p>
       <w:r>
-        <w:t>Monthly payouts when Partner's balance exceeds US $50. Partner</w:t>
-      </w:r>
-    </w:p>
-    <w:p>
-      <w:r>
-        <w:t>provides a W-9 (or W-8BEN) before the first payout.</w:t>
+        <w:t>Monthly payouts when Partner's balance exceeds US $50. Partner provides a W-9 (or W-8BEN) before the first payout.</w:t>
       </w:r>
     </w:p>
     <w:p>
@@ -242,27 +207,7 @@
     </w:p>
     <w:p>
       <w:r>
-        <w:t>Partner will use Birthright's approved copy or clearly identify</w:t>
-      </w:r>
-    </w:p>
-    <w:p>
-      <w:r>
-        <w:t>their communications as their own. Partner will not (a) spam,</w:t>
-      </w:r>
-    </w:p>
-    <w:p>
-      <w:r>
-        <w:t>(b) use false or misleading claims, (c) bid on Birthright's</w:t>
-      </w:r>
-    </w:p>
-    <w:p>
-      <w:r>
-        <w:t>trademarks in paid search, or (d) place referral links on adult or</w:t>
-      </w:r>
-    </w:p>
-    <w:p>
-      <w:r>
-        <w:t>unlawful sites.</w:t>
+        <w:t>Partner will use Birthright's approved copy or clearly identify their communications as their own. Partner will not (a) spam, (b) use false or misleading claims, (c) bid on Birthright's trademarks in paid search, or (d) place referral links on adult or unlawful sites.</w:t>
       </w:r>
     </w:p>
     <w:p>
@@ -275,17 +220,7 @@
     </w:p>
     <w:p>
       <w:r>
-        <w:t>Either party may terminate on 30 days' written notice or immediately</w:t>
-      </w:r>
-    </w:p>
-    <w:p>
-      <w:r>
-        <w:t>for material breach. On termination, earnings accrued before the</w:t>
-      </w:r>
-    </w:p>
-    <w:p>
-      <w:r>
-        <w:t>termination date will be paid on the next scheduled cycle.</w:t>
+        <w:t>Either party may terminate on 30 days' written notice or immediately for material breach. On termination, earnings accrued before the termination date will be paid on the next scheduled cycle.</w:t>
       </w:r>
     </w:p>
     <w:p>
@@ -298,12 +233,7 @@
     </w:p>
     <w:p>
       <w:r>
-        <w:t>Partner may use the Birthright name and marks solely to describe the</w:t>
-      </w:r>
-    </w:p>
-    <w:p>
-      <w:r>
-        <w:t>referral relationship, subject to our brand guidelines.</w:t>
+        <w:t>Partner may use the Birthright name and marks solely to describe the referral relationship, subject to our brand guidelines.</w:t>
       </w:r>
     </w:p>
     <w:p>
@@ -316,12 +246,7 @@
     </w:p>
     <w:p>
       <w:r>
-        <w:t>Each party indemnifies the other for third-party claims arising from</w:t>
-      </w:r>
-    </w:p>
-    <w:p>
-      <w:r>
-        <w:t>its own acts or omissions or breach of this agreement.</w:t>
+        <w:t>Each party indemnifies the other for third-party claims arising from its own acts or omissions or breach of this agreement.</w:t>
       </w:r>
     </w:p>
     <w:p>
@@ -340,12 +265,7 @@
     <w:p/>
     <w:p>
       <w:r>
-        <w:t>*First draft — pending counsel ratification. Comments to</w:t>
-      </w:r>
-    </w:p>
-    <w:p>
-      <w:r>
-        <w:t>legal@birthright.live.*</w:t>
+        <w:t>*First draft — pending counsel ratification. Comments to legal@birthright.live.*</w:t>
       </w:r>
     </w:p>
     <w:p/>
@@ -359,12 +279,7 @@
     </w:p>
     <w:p>
       <w:r>
-        <w:t>Where an EU or UK resident's mandatory local rights conflict with this</w:t>
-      </w:r>
-    </w:p>
-    <w:p>
-      <w:r>
-        <w:t>document, the local rules prevail. Key points:</w:t>
+        <w:t>Where an EU or UK resident's mandatory local rights conflict with this document, the local rules prevail. Key points:</w:t>
       </w:r>
     </w:p>
     <w:p>
@@ -387,22 +302,7 @@
         <w:t>UK GDPR</w:t>
       </w:r>
       <w:r>
-        <w:t xml:space="preserve"> govern personal-data</w:t>
-      </w:r>
-    </w:p>
-    <w:p>
-      <w:r>
-        <w:t>processing. Lawful bases: contract necessity, legitimate interests</w:t>
-      </w:r>
-    </w:p>
-    <w:p>
-      <w:r>
-        <w:t>(with opt-out), consent (marketing / non-essential cookies), and</w:t>
-      </w:r>
-    </w:p>
-    <w:p>
-      <w:r>
-        <w:t>legal obligation.</w:t>
+        <w:t xml:space="preserve"> govern personal-data processing. Lawful bases: contract necessity, legitimate interests (with opt-out), consent (marketing / non-essential cookies), and legal obligation.</w:t>
       </w:r>
     </w:p>
     <w:p>
@@ -416,12 +316,7 @@
         <w:t>ePrivacy Directive (2002/58/EC)</w:t>
       </w:r>
       <w:r>
-        <w:t xml:space="preserve"> — non-essential cookies require</w:t>
-      </w:r>
-    </w:p>
-    <w:p>
-      <w:r>
-        <w:t>prior opt-in consent (see our Cookie Notice).</w:t>
+        <w:t xml:space="preserve"> — non-essential cookies require prior opt-in consent (see our Cookie Notice).</w:t>
       </w:r>
     </w:p>
     <w:p>
@@ -435,22 +330,7 @@
         <w:t>Consumer Rights Directive (2011/83/EU)</w:t>
       </w:r>
       <w:r>
-        <w:t xml:space="preserve"> — 14-day right of</w:t>
-      </w:r>
-    </w:p>
-    <w:p>
-      <w:r>
-        <w:t>withdrawal on distance sales of goods and most digital services.</w:t>
-      </w:r>
-    </w:p>
-    <w:p>
-      <w:r>
-        <w:t>Fully-performed digital content with prior consent may lose that</w:t>
-      </w:r>
-    </w:p>
-    <w:p>
-      <w:r>
-        <w:t>right.</w:t>
+        <w:t xml:space="preserve"> — 14-day right of withdrawal on distance sales of goods and most digital services. Fully-performed digital content with prior consent may lose that right.</w:t>
       </w:r>
     </w:p>
     <w:p>
@@ -464,17 +344,7 @@
         <w:t>Digital Services Act (Reg. 2022/2065)</w:t>
       </w:r>
       <w:r>
-        <w:t xml:space="preserve"> — community features</w:t>
-      </w:r>
-    </w:p>
-    <w:p>
-      <w:r>
-        <w:t>(posts, DMs, disputes) fall in scope. Single point of contact:</w:t>
-      </w:r>
-    </w:p>
-    <w:p>
-      <w:r>
-        <w:t>eu-contact@birthright.live.</w:t>
+        <w:t xml:space="preserve"> — community features (posts, DMs, disputes) fall in scope. Single point of contact: eu-contact@birthright.live.</w:t>
       </w:r>
     </w:p>
     <w:p>
@@ -488,12 +358,7 @@
         <w:t>Cross-border transfers</w:t>
       </w:r>
       <w:r>
-        <w:t xml:space="preserve"> — EU SCCs (2021/914) + UK IDTA with a</w:t>
-      </w:r>
-    </w:p>
-    <w:p>
-      <w:r>
-        <w:t>transfer-impact assessment per sub-processor.</w:t>
+        <w:t xml:space="preserve"> — EU SCCs (2021/914) + UK IDTA with a transfer-impact assessment per sub-processor.</w:t>
       </w:r>
     </w:p>
     <w:p>
@@ -507,12 +372,7 @@
         <w:t>DSAR window</w:t>
       </w:r>
       <w:r>
-        <w:t xml:space="preserve"> — 30 days (extendable to 90) at</w:t>
-      </w:r>
-    </w:p>
-    <w:p>
-      <w:r>
-        <w:t>privacy@birthright.live.</w:t>
+        <w:t xml:space="preserve"> — 30 days (extendable to 90) at privacy@birthright.live.</w:t>
       </w:r>
     </w:p>
     <w:p>
@@ -526,12 +386,7 @@
         <w:t>Supervisory authority</w:t>
       </w:r>
       <w:r>
-        <w:t xml:space="preserve"> — EU: your national DPA</w:t>
-      </w:r>
-    </w:p>
-    <w:p>
-      <w:r>
-        <w:t>(</w:t>
+        <w:t xml:space="preserve"> — EU: your national DPA (</w:t>
       </w:r>
       <w:hyperlink r:id="rId9">
         <w:r>
@@ -560,7 +415,7 @@
     </w:p>
     <w:sectPr>
       <w:pgSz w:w="12240" w:h="15840"/>
-      <w:pgMar w:top="1152" w:right="1296" w:bottom="1152" w:left="1296" w:header="720" w:footer="720" w:gutter="0"/>
+      <w:pgMar w:top="1440" w:right="1440" w:bottom="1440" w:left="1440" w:header="720" w:footer="720" w:gutter="0"/>
       <w:cols w:space="720"/>
       <w:docGrid w:linePitch="360"/>
     </w:sectPr>
@@ -931,6 +786,9 @@
     <w:name w:val="Normal"/>
     <w:qFormat/>
     <w:rsid w:val="00FC693F"/>
+    <w:pPr>
+      <w:spacing w:line="240" w:lineRule="auto" w:before="0" w:after="120"/>
+    </w:pPr>
     <w:rPr>
       <w:rFonts w:ascii="Calibri" w:hAnsi="Calibri"/>
       <w:sz w:val="22"/>

--- a/backend/legal_docs/08-community-partner-referral-agreement.docx
+++ b/backend/legal_docs/08-community-partner-referral-agreement.docx
@@ -105,7 +105,7 @@
           <w:i/>
           <w:color w:val="7C5316"/>
         </w:rPr>
-        <w:t>Executive Director: James Reagan · Contact: legal@birthright.live</w:t>
+        <w:t>Executive Director: Amanda Reagan · Contact: legal@birthright.live</w:t>
       </w:r>
     </w:p>
     <w:p>
